--- a/scripts/saida-teste/pedido Maria da Silva & Filhos Ltda 25-07-2026.docx
+++ b/scripts/saida-teste/pedido Maria da Silva & Filhos Ltda 25-07-2026.docx
@@ -168,7 +168,7 @@
                 <w:szCs w:val="18"/>
                 <w:rtl w:val="0"/>
               </w:rPr>
-              <w:t xml:space="preserve"> 291, 191 | Meia Praia, Itapema - SC        WhatsApp: (47) 99186-8646        </w:t>
+              <w:t xml:space="preserve"> 295, 191 | Meia Praia, Itapema - SC        WhatsApp: (47) 99186-8646        </w:t>
             </w:r>
             <w:r>
               <w:rPr>
